--- a/04-reformulacion/T2/docx/T2_12_Manual-de-marca.docx
+++ b/04-reformulacion/T2/docx/T2_12_Manual-de-marca.docx
@@ -3846,10 +3846,10 @@
         </w:tblBorders>
       </w:tblPr>
       <w:tblGrid>
-        <w:gridCol w:w="1775"/>
-        <w:gridCol w:w="1043"/>
-        <w:gridCol w:w="1215"/>
-        <w:gridCol w:w="5327"/>
+        <w:gridCol w:w="1718"/>
+        <w:gridCol w:w="1041"/>
+        <w:gridCol w:w="1176"/>
+        <w:gridCol w:w="5425"/>
       </w:tblGrid>
       <w:tr>
         <w:trPr>
@@ -3857,7 +3857,7 @@
         </w:trPr>
         <w:tc>
           <w:tcPr>
-            <w:tcW w:type="dxa" w:w="1775"/>
+            <w:tcW w:type="dxa" w:w="1718"/>
             <w:tcBorders>
               <w:top w:val="single" w:color="D9C3A8" w:sz="4"/>
               <w:left w:val="single" w:color="D9C3A8" w:sz="4"/>
@@ -3887,7 +3887,7 @@
         </w:tc>
         <w:tc>
           <w:tcPr>
-            <w:tcW w:type="dxa" w:w="1043"/>
+            <w:tcW w:type="dxa" w:w="1041"/>
             <w:tcBorders>
               <w:top w:val="single" w:color="D9C3A8" w:sz="4"/>
               <w:left w:val="single" w:color="D9C3A8" w:sz="4"/>
@@ -3917,7 +3917,7 @@
         </w:tc>
         <w:tc>
           <w:tcPr>
-            <w:tcW w:type="dxa" w:w="1215"/>
+            <w:tcW w:type="dxa" w:w="1176"/>
             <w:tcBorders>
               <w:top w:val="single" w:color="D9C3A8" w:sz="4"/>
               <w:left w:val="single" w:color="D9C3A8" w:sz="4"/>
@@ -3947,7 +3947,7 @@
         </w:tc>
         <w:tc>
           <w:tcPr>
-            <w:tcW w:type="dxa" w:w="5327"/>
+            <w:tcW w:type="dxa" w:w="5425"/>
             <w:tcBorders>
               <w:top w:val="single" w:color="D9C3A8" w:sz="4"/>
               <w:left w:val="single" w:color="D9C3A8" w:sz="4"/>
@@ -3982,7 +3982,7 @@
         </w:trPr>
         <w:tc>
           <w:tcPr>
-            <w:tcW w:type="dxa" w:w="1775"/>
+            <w:tcW w:type="dxa" w:w="1718"/>
             <w:tcBorders>
               <w:top w:val="single" w:color="D9C3A8" w:sz="4"/>
               <w:left w:val="single" w:color="D9C3A8" w:sz="4"/>
@@ -4009,7 +4009,7 @@
         </w:tc>
         <w:tc>
           <w:tcPr>
-            <w:tcW w:type="dxa" w:w="1043"/>
+            <w:tcW w:type="dxa" w:w="1041"/>
             <w:tcBorders>
               <w:top w:val="single" w:color="D9C3A8" w:sz="4"/>
               <w:left w:val="single" w:color="D9C3A8" w:sz="4"/>
@@ -4036,7 +4036,7 @@
         </w:tc>
         <w:tc>
           <w:tcPr>
-            <w:tcW w:type="dxa" w:w="1215"/>
+            <w:tcW w:type="dxa" w:w="1176"/>
             <w:tcBorders>
               <w:top w:val="single" w:color="D9C3A8" w:sz="4"/>
               <w:left w:val="single" w:color="D9C3A8" w:sz="4"/>
@@ -4063,7 +4063,7 @@
         </w:tc>
         <w:tc>
           <w:tcPr>
-            <w:tcW w:type="dxa" w:w="5327"/>
+            <w:tcW w:type="dxa" w:w="5425"/>
             <w:tcBorders>
               <w:top w:val="single" w:color="D9C3A8" w:sz="4"/>
               <w:left w:val="single" w:color="D9C3A8" w:sz="4"/>
@@ -4095,7 +4095,7 @@
         </w:trPr>
         <w:tc>
           <w:tcPr>
-            <w:tcW w:type="dxa" w:w="1775"/>
+            <w:tcW w:type="dxa" w:w="1718"/>
             <w:tcBorders>
               <w:top w:val="single" w:color="D9C3A8" w:sz="4"/>
               <w:left w:val="single" w:color="D9C3A8" w:sz="4"/>
@@ -4122,7 +4122,7 @@
         </w:tc>
         <w:tc>
           <w:tcPr>
-            <w:tcW w:type="dxa" w:w="1043"/>
+            <w:tcW w:type="dxa" w:w="1041"/>
             <w:tcBorders>
               <w:top w:val="single" w:color="D9C3A8" w:sz="4"/>
               <w:left w:val="single" w:color="D9C3A8" w:sz="4"/>
@@ -4149,7 +4149,7 @@
         </w:tc>
         <w:tc>
           <w:tcPr>
-            <w:tcW w:type="dxa" w:w="1215"/>
+            <w:tcW w:type="dxa" w:w="1176"/>
             <w:tcBorders>
               <w:top w:val="single" w:color="D9C3A8" w:sz="4"/>
               <w:left w:val="single" w:color="D9C3A8" w:sz="4"/>
@@ -4176,7 +4176,7 @@
         </w:tc>
         <w:tc>
           <w:tcPr>
-            <w:tcW w:type="dxa" w:w="5327"/>
+            <w:tcW w:type="dxa" w:w="5425"/>
             <w:tcBorders>
               <w:top w:val="single" w:color="D9C3A8" w:sz="4"/>
               <w:left w:val="single" w:color="D9C3A8" w:sz="4"/>
@@ -4208,7 +4208,7 @@
         </w:trPr>
         <w:tc>
           <w:tcPr>
-            <w:tcW w:type="dxa" w:w="1775"/>
+            <w:tcW w:type="dxa" w:w="1718"/>
             <w:tcBorders>
               <w:top w:val="single" w:color="D9C3A8" w:sz="4"/>
               <w:left w:val="single" w:color="D9C3A8" w:sz="4"/>
@@ -4235,7 +4235,7 @@
         </w:tc>
         <w:tc>
           <w:tcPr>
-            <w:tcW w:type="dxa" w:w="1043"/>
+            <w:tcW w:type="dxa" w:w="1041"/>
             <w:tcBorders>
               <w:top w:val="single" w:color="D9C3A8" w:sz="4"/>
               <w:left w:val="single" w:color="D9C3A8" w:sz="4"/>
@@ -4262,7 +4262,7 @@
         </w:tc>
         <w:tc>
           <w:tcPr>
-            <w:tcW w:type="dxa" w:w="1215"/>
+            <w:tcW w:type="dxa" w:w="1176"/>
             <w:tcBorders>
               <w:top w:val="single" w:color="D9C3A8" w:sz="4"/>
               <w:left w:val="single" w:color="D9C3A8" w:sz="4"/>
@@ -4289,7 +4289,7 @@
         </w:tc>
         <w:tc>
           <w:tcPr>
-            <w:tcW w:type="dxa" w:w="5327"/>
+            <w:tcW w:type="dxa" w:w="5425"/>
             <w:tcBorders>
               <w:top w:val="single" w:color="D9C3A8" w:sz="4"/>
               <w:left w:val="single" w:color="D9C3A8" w:sz="4"/>
@@ -4321,7 +4321,7 @@
         </w:trPr>
         <w:tc>
           <w:tcPr>
-            <w:tcW w:type="dxa" w:w="1775"/>
+            <w:tcW w:type="dxa" w:w="1718"/>
             <w:tcBorders>
               <w:top w:val="single" w:color="D9C3A8" w:sz="4"/>
               <w:left w:val="single" w:color="D9C3A8" w:sz="4"/>
@@ -4348,7 +4348,7 @@
         </w:tc>
         <w:tc>
           <w:tcPr>
-            <w:tcW w:type="dxa" w:w="1043"/>
+            <w:tcW w:type="dxa" w:w="1041"/>
             <w:tcBorders>
               <w:top w:val="single" w:color="D9C3A8" w:sz="4"/>
               <w:left w:val="single" w:color="D9C3A8" w:sz="4"/>
@@ -4375,7 +4375,7 @@
         </w:tc>
         <w:tc>
           <w:tcPr>
-            <w:tcW w:type="dxa" w:w="1215"/>
+            <w:tcW w:type="dxa" w:w="1176"/>
             <w:tcBorders>
               <w:top w:val="single" w:color="D9C3A8" w:sz="4"/>
               <w:left w:val="single" w:color="D9C3A8" w:sz="4"/>
@@ -4402,7 +4402,7 @@
         </w:tc>
         <w:tc>
           <w:tcPr>
-            <w:tcW w:type="dxa" w:w="5327"/>
+            <w:tcW w:type="dxa" w:w="5425"/>
             <w:tcBorders>
               <w:top w:val="single" w:color="D9C3A8" w:sz="4"/>
               <w:left w:val="single" w:color="D9C3A8" w:sz="4"/>
@@ -4423,7 +4423,7 @@
                 <w:sz w:val="19"/>
                 <w:szCs w:val="19"/>
               </w:rPr>
-              <w:t xml:space="preserve">Cinta "Sangrecita + Cañihua + Cacao"</w:t>
+              <w:t xml:space="preserve">Cinta del prototipo "Sangrecita + Cañihua + Cacao". En la versión de venta, ese texto solo va en el sabor Andi; Chispa y Lúcu llevan su propia cinta, porque no tienen cañihua</w:t>
             </w:r>
           </w:p>
         </w:tc>
@@ -4434,7 +4434,7 @@
         </w:trPr>
         <w:tc>
           <w:tcPr>
-            <w:tcW w:type="dxa" w:w="1775"/>
+            <w:tcW w:type="dxa" w:w="1718"/>
             <w:tcBorders>
               <w:top w:val="single" w:color="D9C3A8" w:sz="4"/>
               <w:left w:val="single" w:color="D9C3A8" w:sz="4"/>
@@ -4461,7 +4461,7 @@
         </w:tc>
         <w:tc>
           <w:tcPr>
-            <w:tcW w:type="dxa" w:w="1043"/>
+            <w:tcW w:type="dxa" w:w="1041"/>
             <w:tcBorders>
               <w:top w:val="single" w:color="D9C3A8" w:sz="4"/>
               <w:left w:val="single" w:color="D9C3A8" w:sz="4"/>
@@ -4488,7 +4488,7 @@
         </w:tc>
         <w:tc>
           <w:tcPr>
-            <w:tcW w:type="dxa" w:w="1215"/>
+            <w:tcW w:type="dxa" w:w="1176"/>
             <w:tcBorders>
               <w:top w:val="single" w:color="D9C3A8" w:sz="4"/>
               <w:left w:val="single" w:color="D9C3A8" w:sz="4"/>
@@ -4515,7 +4515,7 @@
         </w:tc>
         <w:tc>
           <w:tcPr>
-            <w:tcW w:type="dxa" w:w="5327"/>
+            <w:tcW w:type="dxa" w:w="5425"/>
             <w:tcBorders>
               <w:top w:val="single" w:color="D9C3A8" w:sz="4"/>
               <w:left w:val="single" w:color="D9C3A8" w:sz="4"/>
@@ -4547,7 +4547,7 @@
         </w:trPr>
         <w:tc>
           <w:tcPr>
-            <w:tcW w:type="dxa" w:w="1775"/>
+            <w:tcW w:type="dxa" w:w="1718"/>
             <w:tcBorders>
               <w:top w:val="single" w:color="D9C3A8" w:sz="4"/>
               <w:left w:val="single" w:color="D9C3A8" w:sz="4"/>
@@ -4574,7 +4574,7 @@
         </w:tc>
         <w:tc>
           <w:tcPr>
-            <w:tcW w:type="dxa" w:w="1043"/>
+            <w:tcW w:type="dxa" w:w="1041"/>
             <w:tcBorders>
               <w:top w:val="single" w:color="D9C3A8" w:sz="4"/>
               <w:left w:val="single" w:color="D9C3A8" w:sz="4"/>
@@ -4601,7 +4601,7 @@
         </w:tc>
         <w:tc>
           <w:tcPr>
-            <w:tcW w:type="dxa" w:w="1215"/>
+            <w:tcW w:type="dxa" w:w="1176"/>
             <w:tcBorders>
               <w:top w:val="single" w:color="D9C3A8" w:sz="4"/>
               <w:left w:val="single" w:color="D9C3A8" w:sz="4"/>
@@ -4628,7 +4628,7 @@
         </w:tc>
         <w:tc>
           <w:tcPr>
-            <w:tcW w:type="dxa" w:w="5327"/>
+            <w:tcW w:type="dxa" w:w="5425"/>
             <w:tcBorders>
               <w:top w:val="single" w:color="D9C3A8" w:sz="4"/>
               <w:left w:val="single" w:color="D9C3A8" w:sz="4"/>
@@ -4660,7 +4660,7 @@
         </w:trPr>
         <w:tc>
           <w:tcPr>
-            <w:tcW w:type="dxa" w:w="1775"/>
+            <w:tcW w:type="dxa" w:w="1718"/>
             <w:tcBorders>
               <w:top w:val="single" w:color="D9C3A8" w:sz="4"/>
               <w:left w:val="single" w:color="D9C3A8" w:sz="4"/>
@@ -4687,7 +4687,7 @@
         </w:tc>
         <w:tc>
           <w:tcPr>
-            <w:tcW w:type="dxa" w:w="1043"/>
+            <w:tcW w:type="dxa" w:w="1041"/>
             <w:tcBorders>
               <w:top w:val="single" w:color="D9C3A8" w:sz="4"/>
               <w:left w:val="single" w:color="D9C3A8" w:sz="4"/>
@@ -4714,7 +4714,7 @@
         </w:tc>
         <w:tc>
           <w:tcPr>
-            <w:tcW w:type="dxa" w:w="1215"/>
+            <w:tcW w:type="dxa" w:w="1176"/>
             <w:tcBorders>
               <w:top w:val="single" w:color="D9C3A8" w:sz="4"/>
               <w:left w:val="single" w:color="D9C3A8" w:sz="4"/>
@@ -4741,7 +4741,7 @@
         </w:tc>
         <w:tc>
           <w:tcPr>
-            <w:tcW w:type="dxa" w:w="5327"/>
+            <w:tcW w:type="dxa" w:w="5425"/>
             <w:tcBorders>
               <w:top w:val="single" w:color="D9C3A8" w:sz="4"/>
               <w:left w:val="single" w:color="D9C3A8" w:sz="4"/>
@@ -9476,7 +9476,7 @@
                 <w:sz w:val="19"/>
                 <w:szCs w:val="19"/>
               </w:rPr>
-              <w:t xml:space="preserve">Frente: frase manuscrita "Lo bueno también puede ser delicioso", montañas y logo, "Mini Brownie Nutritivo", cinta "Sangrecita + Cañihua + Cacao", ilustración, banda inferior con íconos y "Peso neto 120 g", pestaña "6 mini brownies". Reverso: "De nuestra tierra, a su lonchera", texto, íconos, paisaje y franja legal</w:t>
+              <w:t xml:space="preserve">Frente: frase manuscrita "Lo bueno también puede ser delicioso", montañas y logo, "Mini Brownie Nutritivo", cinta "Sangrecita + Cañihua + Cacao" (el prototipo es del sabor Andi), ilustración, banda inferior con íconos y "Peso neto 120 g", pestaña "6 mini brownies". Reverso: "De nuestra tierra, a su lonchera", texto, íconos, paisaje y franja legal</w:t>
             </w:r>
           </w:p>
         </w:tc>
